--- a/template.docx
+++ b/template.docx
@@ -129,7 +129,7 @@
           <w:sz w:val="56"/>
           <w:szCs w:val="56"/>
         </w:rPr>
-        <w:t>5</w:t>
+        <w:t>6</w:t>
       </w:r>
       <w:r>
         <w:rPr>
@@ -153,7 +153,7 @@
           <w:sz w:val="56"/>
           <w:szCs w:val="56"/>
         </w:rPr>
-        <w:t>8</w:t>
+        <w:t>9</w:t>
       </w:r>
       <w:r>
         <w:rPr>
